--- a/descargas/cuestionario-autopercepcion.docx
+++ b/descargas/cuestionario-autopercepcion.docx
@@ -81,10 +81,7 @@
         </w:numPr>
       </w:pPr>
       <w:r>
-        <w:t xml:space="preserve">Código de emparejamiento (véase el protocolo;</w:t>
-      </w:r>
-      <w:r>
-        <w:t xml:space="preserve"> </w:t>
+        <w:t xml:space="preserve">El código que te dio tu docente al principio del curso (</w:t>
       </w:r>
       <w:r>
         <w:rPr>
@@ -97,7 +94,13 @@
         <w:t xml:space="preserve"> </w:t>
       </w:r>
       <w:r>
-        <w:t xml:space="preserve">nombre ni matrícula).</w:t>
+        <w:t xml:space="preserve">tu nombre ni tu</w:t>
+      </w:r>
+      <w:r>
+        <w:t xml:space="preserve"> </w:t>
+      </w:r>
+      <w:r>
+        <w:t xml:space="preserve">matrícula).</w:t>
       </w:r>
     </w:p>
     <w:p>

--- a/descargas/cuestionario-autopercepcion.docx
+++ b/descargas/cuestionario-autopercepcion.docx
@@ -472,13 +472,13 @@
       </w:r>
     </w:p>
     <w:bookmarkEnd w:id="10"/>
-    <w:bookmarkStart w:id="12" w:name="bloque-d-uso-declarado"/>
+    <w:bookmarkStart w:id="12" w:name="bloque-c-uso-declarado"/>
     <w:p>
       <w:pPr>
         <w:pStyle w:val="Heading2"/>
       </w:pPr>
       <w:r>
-        <w:t xml:space="preserve">Bloque D. Uso declarado</w:t>
+        <w:t xml:space="preserve">Bloque C. Uso declarado</w:t>
       </w:r>
     </w:p>
     <w:p>
